--- a/Level 1 - Python for Software Engineering/M04T01 – Databases/MyDatabaseTheory.docx
+++ b/Level 1 - Python for Software Engineering/M04T01 – Databases/MyDatabaseTheory.docx
@@ -272,7 +272,15 @@
         </w:numPr>
       </w:pPr>
       <w:r>
-        <w:t>SQLite does not need a sever connection of configuration. This allows for it to be able to handle small projects or data. In my line of work I deal with SQLite data sets quite often, I receive spatial data (shapefiles) in SQLite format, this databases store both text tables and Geodesic datasets. This allows for easy transport and sharing of the data. Since this is only one use, it also shows how easily SQLite can be configured to the needs of a user.</w:t>
+        <w:t xml:space="preserve">SQLite does not need a sever connection of configuration. This allows for it to be able to handle small projects or data. In my line of </w:t>
+      </w:r>
+      <w:proofErr w:type="gramStart"/>
+      <w:r>
+        <w:t>work</w:t>
+      </w:r>
+      <w:proofErr w:type="gramEnd"/>
+      <w:r>
+        <w:t xml:space="preserve"> I deal with SQLite data sets quite often, I receive spatial data (shapefiles) in SQLite format, this databases store both text tables and Geodesic datasets. This allows for easy transport and sharing of the data. Since this is only one use, it also shows how easily SQLite can be configured to the needs of a user.</w:t>
       </w:r>
     </w:p>
     <w:p>
@@ -296,7 +304,15 @@
         </w:numPr>
       </w:pPr>
       <w:r>
-        <w:t>To explain ACID I will be using my work as an example. I work for a company that creates and maintains Local municipalities Asset Register. Currently our Software stores the Asset Register information in the DBMS PostgreSQL.</w:t>
+        <w:t xml:space="preserve">To explain </w:t>
+      </w:r>
+      <w:proofErr w:type="gramStart"/>
+      <w:r>
+        <w:t>ACID</w:t>
+      </w:r>
+      <w:proofErr w:type="gramEnd"/>
+      <w:r>
+        <w:t xml:space="preserve"> I will be using my work as an example. I work for a company that creates and maintains Local municipalities Asset Register. Currently our Software stores the Asset Register information in the DBMS PostgreSQL.</w:t>
       </w:r>
     </w:p>
     <w:p/>
@@ -319,11 +335,16 @@
       <w:r>
         <w:t xml:space="preserve">The hierarchy of the Asset registers are coded values, however there are other tables, reference tables that has the code and attribute calculated, these reference tables </w:t>
       </w:r>
+      <w:proofErr w:type="gramStart"/>
       <w:r>
         <w:t>have</w:t>
       </w:r>
       <w:r>
-        <w:t xml:space="preserve"> to be joined to the register table to make sense of the register table. This means that the tables are broken up into smaller tables to make working with it easier.</w:t>
+        <w:t xml:space="preserve"> to</w:t>
+      </w:r>
+      <w:proofErr w:type="gramEnd"/>
+      <w:r>
+        <w:t xml:space="preserve"> be joined to the register table to make sense of the register table. This means that the tables are broken up into smaller tables to make working with it easier.</w:t>
       </w:r>
     </w:p>
     <w:p>
@@ -409,7 +430,23 @@
         <w:ind w:left="360"/>
       </w:pPr>
       <w:r>
-        <w:t>Some of our clients host their own servers, and numerous data crashes has happen, luckily we have been able to recover and restore the asset register database every time.</w:t>
+        <w:t xml:space="preserve">Some of our clients host their own servers, and numerous data crashes has </w:t>
+      </w:r>
+      <w:proofErr w:type="gramStart"/>
+      <w:r>
+        <w:t>happen</w:t>
+      </w:r>
+      <w:proofErr w:type="gramEnd"/>
+      <w:r>
+        <w:t xml:space="preserve">, </w:t>
+      </w:r>
+      <w:proofErr w:type="gramStart"/>
+      <w:r>
+        <w:t>luckily</w:t>
+      </w:r>
+      <w:proofErr w:type="gramEnd"/>
+      <w:r>
+        <w:t xml:space="preserve"> we have been able to recover and restore the asset register database every time.</w:t>
       </w:r>
     </w:p>
     <w:p/>
